--- a/docs/PROJECT_SUBMISSION_CH2.docx
+++ b/docs/PROJECT_SUBMISSION_CH2.docx
@@ -2011,7 +2011,7 @@
           <w:sz w:val="24"/>
           <w:szCs w:val="24"/>
         </w:rPr>
-        <w:t xml:space="preserve">This chapter positions MaHanya within four streams of prior work the reader should expect to encounter across the sections that follow. Section 2.1 traces signal control from fixed-time plans through to traffic-responsive systems such as SCOOT and SCATS, establishing the demand-responsive principle this project inherits at a smaller scale. Section 2.2 reviews learned approaches to signal control: reinforcement-learning controllers and, more directly relevant to this project’s own model design, attention-based sequence models applied to phase recommendation. Section 2.3 examines microscopic traffic simulation, and specifically SUMO, as the calibration and evaluation substrate this project relies on, in place of physical field trials, following the same practice as the learned-control studies reviewed in Section 2.2. Section 2.4 identifies the gap in that literature this project is built to close: the absence, in most of it, of an explicit, model-independent safety layer standing between a learned controller’s recommendation and the signal state actually applied. Section 2.5 closes the chapter by drawing these four threads together into the specific position MaHanya occupies in the literature reviewed.</w:t>
+        <w:t xml:space="preserve">Four streams of prior work position MaHanya within the literature, taken up in turn across the sections that follow. Section 2.1 traces signal control from fixed-time plans through to traffic-responsive systems such as SCOOT and SCATS, establishing the demand-responsive principle this project inherits at a smaller scale. Section 2.2 reviews learned approaches to signal control: reinforcement-learning controllers and, more directly relevant to this project’s own model design, attention-based sequence models applied to phase recommendation. Section 2.3 examines microscopic traffic simulation, and specifically SUMO, as the calibration and evaluation substrate this project relies on, in place of physical field trials, following the same practice as the learned-control studies reviewed in Section 2.2. Section 2.4 identifies the gap in that literature this project is built to close: the absence, in most of it, of an explicit, model-independent safety layer standing between a learned controller’s recommendation and the signal state actually applied. Section 2.5 closes the chapter by drawing these four threads together into the specific position MaHanya occupies in the literature reviewed.</w:t>
       </w:r>
     </w:p>
     <w:p>
